--- a/5. SOP/1. Mudir Aam.docx
+++ b/5. SOP/1. Mudir Aam.docx
@@ -3,9 +3,894 @@
 <w:document xmlns:wpc="http://schemas.microsoft.com/office/word/2010/wordprocessingCanvas" xmlns:mc="http://schemas.openxmlformats.org/markup-compatibility/2006" xmlns:o="urn:schemas-microsoft-com:office:office" xmlns:r="http://schemas.openxmlformats.org/officeDocument/2006/relationships" xmlns:m="http://schemas.openxmlformats.org/officeDocument/2006/math" xmlns:v="urn:schemas-microsoft-com:vml" xmlns:wp14="http://schemas.microsoft.com/office/word/2010/wordprocessingDrawing" xmlns:wp="http://schemas.openxmlformats.org/drawingml/2006/wordprocessingDrawing" xmlns:w="http://schemas.openxmlformats.org/wordprocessingml/2006/main" xmlns:w14="http://schemas.microsoft.com/office/word/2010/wordml" xmlns:w10="urn:schemas-microsoft-com:office:word" xmlns:w15="http://schemas.microsoft.com/office/word/2012/wordml" xmlns:wpg="http://schemas.microsoft.com/office/word/2010/wordprocessingGroup" xmlns:wpi="http://schemas.microsoft.com/office/word/2010/wordprocessingInk" xmlns:wne="http://schemas.microsoft.com/office/word/2006/wordml" xmlns:wps="http://schemas.microsoft.com/office/word/2010/wordprocessingShape" xmlns:wpsCustomData="http://www.wps.cn/officeDocument/2013/wpsCustomData" mc:Ignorable="w14 w15 wp14">
   <w:body>
     <w:p>
+      <w:pPr>
+        <w:pStyle w:val="6"/>
+        <w:keepNext w:val="0"/>
+        <w:keepLines w:val="0"/>
+        <w:widowControl/>
+        <w:suppressLineNumbers w:val="0"/>
+      </w:pPr>
+      <w:r>
+        <w:t xml:space="preserve">Berikut adalah rancangan Standar Operasional Prosedur (SOP) yang detail untuk posisi </w:t>
+      </w:r>
+      <w:r>
+        <w:rPr>
+          <w:rStyle w:val="7"/>
+        </w:rPr>
+        <w:t>Mudir Aam</w:t>
+      </w:r>
+      <w:r>
+        <w:t xml:space="preserve"> di Lembaga Pendidikan Baitul Izzah, yang disusun berdasarkan pedoman manajemen pesantren, kepemimpinan </w:t>
+      </w:r>
+      <w:r>
+        <w:rPr>
+          <w:rStyle w:val="5"/>
+        </w:rPr>
+        <w:t>mudir</w:t>
+      </w:r>
+      <w:r>
+        <w:t>, serta sistem penjaminan mutu lembaga pendidikan Islam:</w:t>
+      </w:r>
       <w:bookmarkStart w:id="0" w:name="_GoBack"/>
       <w:bookmarkEnd w:id="0"/>
     </w:p>
+    <w:p>
+      <w:pPr>
+        <w:pStyle w:val="2"/>
+        <w:keepNext w:val="0"/>
+        <w:keepLines w:val="0"/>
+        <w:widowControl/>
+        <w:suppressLineNumbers w:val="0"/>
+      </w:pPr>
+      <w:r>
+        <w:rPr>
+          <w:rStyle w:val="7"/>
+          <w:b/>
+          <w:bCs/>
+        </w:rPr>
+        <w:t>STANDAR OPERASIONAL PROSEDUR (SOP) MUDIR AAM</w:t>
+      </w:r>
+    </w:p>
+    <w:p>
+      <w:pPr>
+        <w:pStyle w:val="6"/>
+        <w:keepNext w:val="0"/>
+        <w:keepLines w:val="0"/>
+        <w:widowControl/>
+        <w:suppressLineNumbers w:val="0"/>
+      </w:pPr>
+      <w:r>
+        <w:rPr>
+          <w:rStyle w:val="7"/>
+        </w:rPr>
+        <w:t>Lembaga Pendidikan Baitul Izzah</w:t>
+      </w:r>
+    </w:p>
+    <w:p>
+      <w:pPr>
+        <w:pStyle w:val="6"/>
+        <w:keepNext w:val="0"/>
+        <w:keepLines w:val="0"/>
+        <w:widowControl/>
+        <w:suppressLineNumbers w:val="0"/>
+      </w:pPr>
+      <w:r>
+        <w:rPr>
+          <w:rStyle w:val="7"/>
+        </w:rPr>
+        <w:t>I. IDENTITAS JABATAN</w:t>
+      </w:r>
+    </w:p>
+    <w:p>
+      <w:pPr>
+        <w:keepNext w:val="0"/>
+        <w:keepLines w:val="0"/>
+        <w:widowControl/>
+        <w:numPr>
+          <w:ilvl w:val="0"/>
+          <w:numId w:val="1"/>
+        </w:numPr>
+        <w:suppressLineNumbers w:val="0"/>
+        <w:spacing w:before="0" w:beforeAutospacing="1" w:after="0" w:afterAutospacing="1"/>
+        <w:ind w:left="720" w:hanging="360"/>
+      </w:pPr>
+      <w:r>
+        <w:rPr>
+          <w:rStyle w:val="7"/>
+        </w:rPr>
+        <w:t>Nama Jabatan:</w:t>
+      </w:r>
+      <w:r>
+        <w:t xml:space="preserve"> Mudir Aam Lembaga Pendidikan Baitul Izzah</w:t>
+      </w:r>
+    </w:p>
+    <w:p>
+      <w:pPr>
+        <w:keepNext w:val="0"/>
+        <w:keepLines w:val="0"/>
+        <w:widowControl/>
+        <w:numPr>
+          <w:ilvl w:val="0"/>
+          <w:numId w:val="1"/>
+        </w:numPr>
+        <w:suppressLineNumbers w:val="0"/>
+        <w:spacing w:before="0" w:beforeAutospacing="1" w:after="0" w:afterAutospacing="1"/>
+        <w:ind w:left="720" w:hanging="360"/>
+      </w:pPr>
+      <w:r>
+        <w:rPr>
+          <w:rStyle w:val="7"/>
+        </w:rPr>
+        <w:t>Kedudukan Struktural:</w:t>
+      </w:r>
+      <w:r>
+        <w:t xml:space="preserve"> Bertanggung jawab kepada Pimpinan Yayasan / Pengasuh Utama.</w:t>
+      </w:r>
+    </w:p>
+    <w:p>
+      <w:pPr>
+        <w:keepNext w:val="0"/>
+        <w:keepLines w:val="0"/>
+        <w:widowControl/>
+        <w:numPr>
+          <w:ilvl w:val="0"/>
+          <w:numId w:val="1"/>
+        </w:numPr>
+        <w:suppressLineNumbers w:val="0"/>
+        <w:spacing w:before="0" w:beforeAutospacing="1" w:after="0" w:afterAutospacing="1"/>
+        <w:ind w:left="720" w:hanging="360"/>
+      </w:pPr>
+      <w:r>
+        <w:rPr>
+          <w:rStyle w:val="7"/>
+        </w:rPr>
+        <w:t>Membawahi Langsung:</w:t>
+      </w:r>
+      <w:r>
+        <w:t xml:space="preserve"> </w:t>
+      </w:r>
+    </w:p>
+    <w:p>
+      <w:pPr>
+        <w:keepNext w:val="0"/>
+        <w:keepLines w:val="0"/>
+        <w:widowControl/>
+        <w:numPr>
+          <w:ilvl w:val="1"/>
+          <w:numId w:val="1"/>
+        </w:numPr>
+        <w:suppressLineNumbers w:val="0"/>
+        <w:spacing w:before="0" w:beforeAutospacing="1" w:after="0" w:afterAutospacing="1"/>
+        <w:ind w:left="1440" w:hanging="360"/>
+      </w:pPr>
+      <w:r>
+        <w:t>Kepala Kuttab Baitul Izzah (Tingkat SD)</w:t>
+      </w:r>
+    </w:p>
+    <w:p>
+      <w:pPr>
+        <w:keepNext w:val="0"/>
+        <w:keepLines w:val="0"/>
+        <w:widowControl/>
+        <w:numPr>
+          <w:ilvl w:val="1"/>
+          <w:numId w:val="1"/>
+        </w:numPr>
+        <w:suppressLineNumbers w:val="0"/>
+        <w:spacing w:before="0" w:beforeAutospacing="1" w:after="0" w:afterAutospacing="1"/>
+        <w:ind w:left="1440" w:hanging="360"/>
+      </w:pPr>
+      <w:r>
+        <w:t>Kepala Madrasah Al-Quran Baitul Izzah (Tingkat SMP)</w:t>
+      </w:r>
+    </w:p>
+    <w:p>
+      <w:pPr>
+        <w:keepNext w:val="0"/>
+        <w:keepLines w:val="0"/>
+        <w:widowControl/>
+        <w:numPr>
+          <w:ilvl w:val="1"/>
+          <w:numId w:val="1"/>
+        </w:numPr>
+        <w:suppressLineNumbers w:val="0"/>
+        <w:spacing w:before="0" w:beforeAutospacing="1" w:after="0" w:afterAutospacing="1"/>
+        <w:ind w:left="1440" w:hanging="360"/>
+      </w:pPr>
+      <w:r>
+        <w:t>Staf atau jajaran pengurus harian di bawah naungan Mudir Aam.</w:t>
+      </w:r>
+    </w:p>
+    <w:p>
+      <w:pPr>
+        <w:pStyle w:val="6"/>
+        <w:keepNext w:val="0"/>
+        <w:keepLines w:val="0"/>
+        <w:widowControl/>
+        <w:suppressLineNumbers w:val="0"/>
+      </w:pPr>
+      <w:r>
+        <w:rPr>
+          <w:rStyle w:val="7"/>
+        </w:rPr>
+        <w:t>II. TUJUAN JABATAN</w:t>
+      </w:r>
+      <w:r>
+        <w:t xml:space="preserve"> Mudir Aam bertugas menjadi penanggung jawab tertinggi dalam menjalankan dan mengorkestrasikan seluruh sumber daya kelembagaan untuk mencapai performa pendidikan yang unggul. Jabatan ini bertujuan untuk memastikan terwujudnya visi lembaga melalui integrasi program pendidikan, pembelajaran, dan kepengasuhan antara tingkat Kuttab (SD) dan Madrasah Al-Quran (SMP).</w:t>
+      </w:r>
+    </w:p>
+    <w:p>
+      <w:pPr>
+        <w:pStyle w:val="6"/>
+        <w:keepNext w:val="0"/>
+        <w:keepLines w:val="0"/>
+        <w:widowControl/>
+        <w:suppressLineNumbers w:val="0"/>
+      </w:pPr>
+      <w:r>
+        <w:rPr>
+          <w:rStyle w:val="7"/>
+        </w:rPr>
+        <w:t>III. TUGAS POKOK</w:t>
+      </w:r>
+    </w:p>
+    <w:p>
+      <w:pPr>
+        <w:keepNext w:val="0"/>
+        <w:keepLines w:val="0"/>
+        <w:widowControl/>
+        <w:numPr>
+          <w:ilvl w:val="0"/>
+          <w:numId w:val="2"/>
+        </w:numPr>
+        <w:suppressLineNumbers w:val="0"/>
+        <w:spacing w:before="0" w:beforeAutospacing="1" w:after="0" w:afterAutospacing="1"/>
+        <w:ind w:left="720" w:hanging="360"/>
+      </w:pPr>
+      <w:r>
+        <w:rPr>
+          <w:rStyle w:val="7"/>
+        </w:rPr>
+        <w:t>Mendesain dan Merumuskan Pendidikan:</w:t>
+      </w:r>
+      <w:r>
+        <w:t xml:space="preserve"> Merancang sistem pendidikan, pembelajaran, dan kepengasuhan yang berkesinambungan antara tingkat SD dan SMP di lingkungan Baitul Izzah.</w:t>
+      </w:r>
+    </w:p>
+    <w:p>
+      <w:pPr>
+        <w:keepNext w:val="0"/>
+        <w:keepLines w:val="0"/>
+        <w:widowControl/>
+        <w:numPr>
+          <w:ilvl w:val="0"/>
+          <w:numId w:val="2"/>
+        </w:numPr>
+        <w:suppressLineNumbers w:val="0"/>
+        <w:spacing w:before="0" w:beforeAutospacing="1" w:after="0" w:afterAutospacing="1"/>
+        <w:ind w:left="720" w:hanging="360"/>
+      </w:pPr>
+      <w:r>
+        <w:rPr>
+          <w:rStyle w:val="7"/>
+        </w:rPr>
+        <w:t>Tanggung Jawab Menyeluruh:</w:t>
+      </w:r>
+      <w:r>
+        <w:t xml:space="preserve"> Bertanggung jawab atas semua bagian dan seluruh kegiatan, baik yang bersifat formal maupun non-formal di Baitul Izzah.</w:t>
+      </w:r>
+    </w:p>
+    <w:p>
+      <w:pPr>
+        <w:keepNext w:val="0"/>
+        <w:keepLines w:val="0"/>
+        <w:widowControl/>
+        <w:numPr>
+          <w:ilvl w:val="0"/>
+          <w:numId w:val="2"/>
+        </w:numPr>
+        <w:suppressLineNumbers w:val="0"/>
+        <w:spacing w:before="0" w:beforeAutospacing="1" w:after="0" w:afterAutospacing="1"/>
+        <w:ind w:left="720" w:hanging="360"/>
+      </w:pPr>
+      <w:r>
+        <w:rPr>
+          <w:rStyle w:val="7"/>
+        </w:rPr>
+        <w:t>Pengembangan SDM dan Kelembagaan:</w:t>
+      </w:r>
+      <w:r>
+        <w:t xml:space="preserve"> Mengembangkan kualitas Sumber Daya Manusia (SDM) pendidik dan tenaga kependidikan, serta merencanakan pengembangan arah dan kebijakan lembaga.</w:t>
+      </w:r>
+    </w:p>
+    <w:p>
+      <w:pPr>
+        <w:keepNext w:val="0"/>
+        <w:keepLines w:val="0"/>
+        <w:widowControl/>
+        <w:numPr>
+          <w:ilvl w:val="0"/>
+          <w:numId w:val="2"/>
+        </w:numPr>
+        <w:suppressLineNumbers w:val="0"/>
+        <w:spacing w:before="0" w:beforeAutospacing="1" w:after="0" w:afterAutospacing="1"/>
+        <w:ind w:left="720" w:hanging="360"/>
+      </w:pPr>
+      <w:r>
+        <w:rPr>
+          <w:rStyle w:val="7"/>
+        </w:rPr>
+        <w:t>Penjaminan Mutu:</w:t>
+      </w:r>
+      <w:r>
+        <w:t xml:space="preserve"> Berperan aktif dalam mengawasi dan menjamin pelaksanaan Sistem Penjaminan Mutu Internal (SPMI) di seluruh unit lembaga agar sesuai dengan visi dan misi yang ditetapkan.</w:t>
+      </w:r>
+    </w:p>
+    <w:p>
+      <w:pPr>
+        <w:pStyle w:val="6"/>
+        <w:keepNext w:val="0"/>
+        <w:keepLines w:val="0"/>
+        <w:widowControl/>
+        <w:suppressLineNumbers w:val="0"/>
+      </w:pPr>
+      <w:r>
+        <w:rPr>
+          <w:rStyle w:val="7"/>
+        </w:rPr>
+        <w:t>IV. WEWENANG DAN FUNGSI</w:t>
+      </w:r>
+    </w:p>
+    <w:p>
+      <w:pPr>
+        <w:keepNext w:val="0"/>
+        <w:keepLines w:val="0"/>
+        <w:widowControl/>
+        <w:numPr>
+          <w:ilvl w:val="0"/>
+          <w:numId w:val="3"/>
+        </w:numPr>
+        <w:suppressLineNumbers w:val="0"/>
+        <w:spacing w:before="0" w:beforeAutospacing="1" w:after="0" w:afterAutospacing="1"/>
+        <w:ind w:left="720" w:hanging="360"/>
+      </w:pPr>
+      <w:r>
+        <w:rPr>
+          <w:rStyle w:val="7"/>
+        </w:rPr>
+        <w:t>Pengambilan Kebijakan:</w:t>
+      </w:r>
+      <w:r>
+        <w:t xml:space="preserve"> Membuat kebijakan-kebijakan strategis yang dianggap perlu demi kemajuan lembaga dengan tetap berkoordinasi bersama Pimpinan Yayasan.</w:t>
+      </w:r>
+    </w:p>
+    <w:p>
+      <w:pPr>
+        <w:keepNext w:val="0"/>
+        <w:keepLines w:val="0"/>
+        <w:widowControl/>
+        <w:numPr>
+          <w:ilvl w:val="0"/>
+          <w:numId w:val="3"/>
+        </w:numPr>
+        <w:suppressLineNumbers w:val="0"/>
+        <w:spacing w:before="0" w:beforeAutospacing="1" w:after="0" w:afterAutospacing="1"/>
+        <w:ind w:left="720" w:hanging="360"/>
+      </w:pPr>
+      <w:r>
+        <w:rPr>
+          <w:rStyle w:val="7"/>
+        </w:rPr>
+        <w:t>Koordinasi dan Rapat:</w:t>
+      </w:r>
+      <w:r>
+        <w:t xml:space="preserve"> Menyelenggarakan dan memimpin berbagai rapat, termasuk rapat program kerja, rapat koordinasi dengan para Kepala Sekolah, rapat evaluasi, dan rapat luar biasa.</w:t>
+      </w:r>
+    </w:p>
+    <w:p>
+      <w:pPr>
+        <w:keepNext w:val="0"/>
+        <w:keepLines w:val="0"/>
+        <w:widowControl/>
+        <w:numPr>
+          <w:ilvl w:val="0"/>
+          <w:numId w:val="3"/>
+        </w:numPr>
+        <w:suppressLineNumbers w:val="0"/>
+        <w:spacing w:before="0" w:beforeAutospacing="1" w:after="0" w:afterAutospacing="1"/>
+        <w:ind w:left="720" w:hanging="360"/>
+      </w:pPr>
+      <w:r>
+        <w:rPr>
+          <w:rStyle w:val="7"/>
+        </w:rPr>
+        <w:t>Pendelegasian dan Tim Kerja:</w:t>
+      </w:r>
+      <w:r>
+        <w:t xml:space="preserve"> Membentuk, mengangkat, dan menggerakkan tim kerja atau kepanitiaan khusus lintas unit (SD dan SMP), serta mendelegasikan tugas-tugas tertentu kepada jajaran pengurus.</w:t>
+      </w:r>
+    </w:p>
+    <w:p>
+      <w:pPr>
+        <w:keepNext w:val="0"/>
+        <w:keepLines w:val="0"/>
+        <w:widowControl/>
+        <w:numPr>
+          <w:ilvl w:val="0"/>
+          <w:numId w:val="3"/>
+        </w:numPr>
+        <w:suppressLineNumbers w:val="0"/>
+        <w:spacing w:before="0" w:beforeAutospacing="1" w:after="0" w:afterAutospacing="1"/>
+        <w:ind w:left="720" w:hanging="360"/>
+      </w:pPr>
+      <w:r>
+        <w:rPr>
+          <w:rStyle w:val="7"/>
+        </w:rPr>
+        <w:t>Supervisi dan Evaluasi:</w:t>
+      </w:r>
+      <w:r>
+        <w:t xml:space="preserve"> Mengevaluasi jalannya organisasi dan kelembagaan secara berkala, serta melakukan supervisi langsung terhadap kinerja Kepala Kuttab dan Kepala Madrasah Al-Quran.</w:t>
+      </w:r>
+    </w:p>
+    <w:p>
+      <w:pPr>
+        <w:keepNext w:val="0"/>
+        <w:keepLines w:val="0"/>
+        <w:widowControl/>
+        <w:numPr>
+          <w:ilvl w:val="0"/>
+          <w:numId w:val="3"/>
+        </w:numPr>
+        <w:suppressLineNumbers w:val="0"/>
+        <w:spacing w:before="0" w:beforeAutospacing="1" w:after="0" w:afterAutospacing="1"/>
+        <w:ind w:left="720" w:hanging="360"/>
+      </w:pPr>
+      <w:r>
+        <w:rPr>
+          <w:rStyle w:val="7"/>
+        </w:rPr>
+        <w:t>Membangun Hubungan Eksternal (Networking):</w:t>
+      </w:r>
+      <w:r>
+        <w:t xml:space="preserve"> Menjalin hubungan yang dinamis dan kerja sama eksternal dengan pihak-pihak terkait (</w:t>
+      </w:r>
+      <w:r>
+        <w:rPr>
+          <w:rStyle w:val="5"/>
+        </w:rPr>
+        <w:t>stakeholders</w:t>
+      </w:r>
+      <w:r>
+        <w:t>), pemerintah, wali santri, maupun lembaga pendidikan lainnya.</w:t>
+      </w:r>
+    </w:p>
+    <w:p>
+      <w:pPr>
+        <w:keepNext w:val="0"/>
+        <w:keepLines w:val="0"/>
+        <w:widowControl/>
+        <w:suppressLineNumbers w:val="0"/>
+      </w:pPr>
+      <w:r>
+        <w:pict>
+          <v:rect id="_x0000_i1025" o:spt="1" style="height:1.5pt;width:432pt;" fillcolor="#A0A0A0" filled="t" stroked="f" coordsize="21600,21600" o:hr="t" o:hrstd="t" o:hralign="center">
+            <v:path/>
+            <v:fill on="t" focussize="0,0"/>
+            <v:stroke on="f"/>
+            <v:imagedata o:title=""/>
+            <o:lock v:ext="edit"/>
+            <w10:wrap type="none"/>
+            <w10:anchorlock/>
+          </v:rect>
+        </w:pict>
+      </w:r>
+    </w:p>
+    <w:p>
+      <w:pPr>
+        <w:pStyle w:val="6"/>
+        <w:keepNext w:val="0"/>
+        <w:keepLines w:val="0"/>
+        <w:widowControl/>
+        <w:suppressLineNumbers w:val="0"/>
+      </w:pPr>
+      <w:r>
+        <w:rPr>
+          <w:rStyle w:val="7"/>
+        </w:rPr>
+        <w:t>V. PROSEDUR PELAKSANAAN KERJA (SOP HARIAN, BULANAN, TAHUNAN)</w:t>
+      </w:r>
+    </w:p>
+    <w:p>
+      <w:pPr>
+        <w:pStyle w:val="6"/>
+        <w:keepNext w:val="0"/>
+        <w:keepLines w:val="0"/>
+        <w:widowControl/>
+        <w:suppressLineNumbers w:val="0"/>
+      </w:pPr>
+      <w:r>
+        <w:rPr>
+          <w:rStyle w:val="7"/>
+        </w:rPr>
+        <w:t>Tahap 1: Perencanaan Strategis (Awal Tahun Ajaran)</w:t>
+      </w:r>
+    </w:p>
+    <w:p>
+      <w:pPr>
+        <w:keepNext w:val="0"/>
+        <w:keepLines w:val="0"/>
+        <w:widowControl/>
+        <w:numPr>
+          <w:ilvl w:val="0"/>
+          <w:numId w:val="4"/>
+        </w:numPr>
+        <w:suppressLineNumbers w:val="0"/>
+        <w:spacing w:before="0" w:beforeAutospacing="1" w:after="0" w:afterAutospacing="1"/>
+        <w:ind w:left="720" w:hanging="360"/>
+      </w:pPr>
+      <w:r>
+        <w:rPr>
+          <w:rStyle w:val="7"/>
+        </w:rPr>
+        <w:t>Menyusun Visi dan Rencana Pengembangan:</w:t>
+      </w:r>
+      <w:r>
+        <w:t xml:space="preserve"> Mudir Aam bersama Kepala Kuttab dan Kepala Madrasah menyusun rencana strategis dan visi pengembangan lembaga yang mencakup target akademik dan kepengasuhan.</w:t>
+      </w:r>
+    </w:p>
+    <w:p>
+      <w:pPr>
+        <w:keepNext w:val="0"/>
+        <w:keepLines w:val="0"/>
+        <w:widowControl/>
+        <w:numPr>
+          <w:ilvl w:val="0"/>
+          <w:numId w:val="4"/>
+        </w:numPr>
+        <w:suppressLineNumbers w:val="0"/>
+        <w:spacing w:before="0" w:beforeAutospacing="1" w:after="0" w:afterAutospacing="1"/>
+        <w:ind w:left="720" w:hanging="360"/>
+      </w:pPr>
+      <w:r>
+        <w:rPr>
+          <w:rStyle w:val="7"/>
+        </w:rPr>
+        <w:t>Pengesahan Pedoman dan Standar Mutu:</w:t>
+      </w:r>
+      <w:r>
+        <w:t xml:space="preserve"> Mudir Aam mengevaluasi, menyetujui, dan menetapkan pedoman kerja, kalender akademik terpadu, serta standar mutu pendidikan yang berlaku di seluruh unit Baitul Izzah.</w:t>
+      </w:r>
+    </w:p>
+    <w:p>
+      <w:pPr>
+        <w:keepNext w:val="0"/>
+        <w:keepLines w:val="0"/>
+        <w:widowControl/>
+        <w:numPr>
+          <w:ilvl w:val="0"/>
+          <w:numId w:val="4"/>
+        </w:numPr>
+        <w:suppressLineNumbers w:val="0"/>
+        <w:spacing w:before="0" w:beforeAutospacing="1" w:after="0" w:afterAutospacing="1"/>
+        <w:ind w:left="720" w:hanging="360"/>
+      </w:pPr>
+      <w:r>
+        <w:rPr>
+          <w:rStyle w:val="7"/>
+        </w:rPr>
+        <w:t>Persetujuan Anggaran:</w:t>
+      </w:r>
+      <w:r>
+        <w:t xml:space="preserve"> Menerima rancangan anggaran dari bendahara atau kepala unit, lalu bersama-sama menentukan dan menyetujui Anggaran Pendapatan dan Belanja lembaga.</w:t>
+      </w:r>
+    </w:p>
+    <w:p>
+      <w:pPr>
+        <w:pStyle w:val="6"/>
+        <w:keepNext w:val="0"/>
+        <w:keepLines w:val="0"/>
+        <w:widowControl/>
+        <w:suppressLineNumbers w:val="0"/>
+      </w:pPr>
+      <w:r>
+        <w:rPr>
+          <w:rStyle w:val="7"/>
+        </w:rPr>
+        <w:t>Tahap 2: Pelaksanaan dan Penggerakan (Berjalan)</w:t>
+      </w:r>
+    </w:p>
+    <w:p>
+      <w:pPr>
+        <w:keepNext w:val="0"/>
+        <w:keepLines w:val="0"/>
+        <w:widowControl/>
+        <w:numPr>
+          <w:ilvl w:val="0"/>
+          <w:numId w:val="5"/>
+        </w:numPr>
+        <w:suppressLineNumbers w:val="0"/>
+        <w:spacing w:before="0" w:beforeAutospacing="1" w:after="0" w:afterAutospacing="1"/>
+        <w:ind w:left="720" w:hanging="360"/>
+      </w:pPr>
+      <w:r>
+        <w:rPr>
+          <w:rStyle w:val="7"/>
+        </w:rPr>
+        <w:t>Koordinasi Lintas Unit:</w:t>
+      </w:r>
+      <w:r>
+        <w:t xml:space="preserve"> Melaksanakan rapat koordinasi rutin/bulanan dengan Kepala Kuttab dan Kepala Madrasah Al-Quran guna menyelaraskan program kegiatan operasional lembaga.</w:t>
+      </w:r>
+    </w:p>
+    <w:p>
+      <w:pPr>
+        <w:keepNext w:val="0"/>
+        <w:keepLines w:val="0"/>
+        <w:widowControl/>
+        <w:numPr>
+          <w:ilvl w:val="0"/>
+          <w:numId w:val="5"/>
+        </w:numPr>
+        <w:suppressLineNumbers w:val="0"/>
+        <w:spacing w:before="0" w:beforeAutospacing="1" w:after="0" w:afterAutospacing="1"/>
+        <w:ind w:left="720" w:hanging="360"/>
+      </w:pPr>
+      <w:r>
+        <w:rPr>
+          <w:rStyle w:val="7"/>
+        </w:rPr>
+        <w:t>Monitoring Kepemimpinan:</w:t>
+      </w:r>
+      <w:r>
+        <w:t xml:space="preserve"> Menggerakkan tim kerja serta memberikan motivasi dan bimbingan/instruksi secara langsung kepada Kepala Sekolah agar tata kelola edukatif dan administratif berjalan optimal.</w:t>
+      </w:r>
+    </w:p>
+    <w:p>
+      <w:pPr>
+        <w:keepNext w:val="0"/>
+        <w:keepLines w:val="0"/>
+        <w:widowControl/>
+        <w:numPr>
+          <w:ilvl w:val="0"/>
+          <w:numId w:val="5"/>
+        </w:numPr>
+        <w:suppressLineNumbers w:val="0"/>
+        <w:spacing w:before="0" w:beforeAutospacing="1" w:after="0" w:afterAutospacing="1"/>
+        <w:ind w:left="720" w:hanging="360"/>
+      </w:pPr>
+      <w:r>
+        <w:rPr>
+          <w:rStyle w:val="7"/>
+        </w:rPr>
+        <w:t>Humas dan Perwakilan Lembaga:</w:t>
+      </w:r>
+      <w:r>
+        <w:t xml:space="preserve"> Menjadi perwakilan pengurus Baitul Izzah dalam menghadiri undangan rapat keluar, studi banding, maupun pertemuan strategis dengan </w:t>
+      </w:r>
+      <w:r>
+        <w:rPr>
+          <w:rStyle w:val="5"/>
+        </w:rPr>
+        <w:t>stakeholders</w:t>
+      </w:r>
+      <w:r>
+        <w:t>.</w:t>
+      </w:r>
+    </w:p>
+    <w:p>
+      <w:pPr>
+        <w:pStyle w:val="6"/>
+        <w:keepNext w:val="0"/>
+        <w:keepLines w:val="0"/>
+        <w:widowControl/>
+        <w:suppressLineNumbers w:val="0"/>
+      </w:pPr>
+      <w:r>
+        <w:rPr>
+          <w:rStyle w:val="7"/>
+        </w:rPr>
+        <w:t>Tahap 3: Pengawasan dan Evaluasi (Monev)</w:t>
+      </w:r>
+    </w:p>
+    <w:p>
+      <w:pPr>
+        <w:keepNext w:val="0"/>
+        <w:keepLines w:val="0"/>
+        <w:widowControl/>
+        <w:numPr>
+          <w:ilvl w:val="0"/>
+          <w:numId w:val="6"/>
+        </w:numPr>
+        <w:suppressLineNumbers w:val="0"/>
+        <w:spacing w:before="0" w:beforeAutospacing="1" w:after="0" w:afterAutospacing="1"/>
+        <w:ind w:left="720" w:hanging="360"/>
+      </w:pPr>
+      <w:r>
+        <w:rPr>
+          <w:rStyle w:val="7"/>
+        </w:rPr>
+        <w:t>Supervisi Kegiatan:</w:t>
+      </w:r>
+      <w:r>
+        <w:t xml:space="preserve"> Melakukan kunjungan (observasi lapangan) dan supervisi secara terencana terhadap pelaksanaan program Kegiatan Belajar Mengajar (KBM) dan kepengasuhan yang dijalankan di Kuttab dan Madrasah Al-Quran.</w:t>
+      </w:r>
+    </w:p>
+    <w:p>
+      <w:pPr>
+        <w:keepNext w:val="0"/>
+        <w:keepLines w:val="0"/>
+        <w:widowControl/>
+        <w:numPr>
+          <w:ilvl w:val="0"/>
+          <w:numId w:val="6"/>
+        </w:numPr>
+        <w:suppressLineNumbers w:val="0"/>
+        <w:spacing w:before="0" w:beforeAutospacing="1" w:after="0" w:afterAutospacing="1"/>
+        <w:ind w:left="720" w:hanging="360"/>
+      </w:pPr>
+      <w:r>
+        <w:rPr>
+          <w:rStyle w:val="7"/>
+        </w:rPr>
+        <w:t>Audit dan Evaluasi Kinerja:</w:t>
+      </w:r>
+      <w:r>
+        <w:t xml:space="preserve"> Melaksanakan evaluasi kinerja secara berkala terhadap Kepala Kuttab dan Kepala Madrasah Al-Quran untuk menilai pencapaian target mutu dan kedisiplinan lembaga.</w:t>
+      </w:r>
+    </w:p>
+    <w:p>
+      <w:pPr>
+        <w:keepNext w:val="0"/>
+        <w:keepLines w:val="0"/>
+        <w:widowControl/>
+        <w:numPr>
+          <w:ilvl w:val="0"/>
+          <w:numId w:val="6"/>
+        </w:numPr>
+        <w:suppressLineNumbers w:val="0"/>
+        <w:spacing w:before="0" w:beforeAutospacing="1" w:after="0" w:afterAutospacing="1"/>
+        <w:ind w:left="720" w:hanging="360"/>
+      </w:pPr>
+      <w:r>
+        <w:rPr>
+          <w:rStyle w:val="7"/>
+        </w:rPr>
+        <w:t>Tindakan Korektif:</w:t>
+      </w:r>
+      <w:r>
+        <w:t xml:space="preserve"> Memberikan teguran, bimbingan, atau sanksi kepada jajaran pengurus atau kepala unit yang melanggar ketentuan/SOP, serta memberikan apresiasi (penghargaan) kepada unit yang berprestasi.</w:t>
+      </w:r>
+    </w:p>
+    <w:p>
+      <w:pPr>
+        <w:keepNext w:val="0"/>
+        <w:keepLines w:val="0"/>
+        <w:widowControl/>
+        <w:numPr>
+          <w:ilvl w:val="0"/>
+          <w:numId w:val="6"/>
+        </w:numPr>
+        <w:suppressLineNumbers w:val="0"/>
+        <w:spacing w:before="0" w:beforeAutospacing="1" w:after="0" w:afterAutospacing="1"/>
+        <w:ind w:left="720" w:hanging="360"/>
+      </w:pPr>
+      <w:r>
+        <w:rPr>
+          <w:rStyle w:val="7"/>
+        </w:rPr>
+        <w:t>Laporan Pertanggungjawaban:</w:t>
+      </w:r>
+      <w:r>
+        <w:t xml:space="preserve"> Menyusun dan melaporkan hasil evaluasi keseluruhan kinerja lembaga (Laporan Pertanggungjawaban/LPJ) kepada Yayasan atau Pimpinan tertinggi.</w:t>
+      </w:r>
+    </w:p>
+    <w:p>
+      <w:pPr>
+        <w:pStyle w:val="6"/>
+        <w:keepNext w:val="0"/>
+        <w:keepLines w:val="0"/>
+        <w:widowControl/>
+        <w:suppressLineNumbers w:val="0"/>
+      </w:pPr>
+      <w:r>
+        <w:rPr>
+          <w:rStyle w:val="7"/>
+        </w:rPr>
+        <w:t>VI. INDIKATOR KEBERHASILAN KINERJA (KPI)</w:t>
+      </w:r>
+      <w:r>
+        <w:t xml:space="preserve"> Kinerja Mudir Aam dinyatakan berhasil apabila memenuhi indikator performa berikut:</w:t>
+      </w:r>
+    </w:p>
+    <w:p>
+      <w:pPr>
+        <w:keepNext w:val="0"/>
+        <w:keepLines w:val="0"/>
+        <w:widowControl/>
+        <w:numPr>
+          <w:ilvl w:val="0"/>
+          <w:numId w:val="7"/>
+        </w:numPr>
+        <w:suppressLineNumbers w:val="0"/>
+        <w:spacing w:before="0" w:beforeAutospacing="1" w:after="0" w:afterAutospacing="1"/>
+        <w:ind w:left="720" w:hanging="360"/>
+      </w:pPr>
+      <w:r>
+        <w:t xml:space="preserve">Terbentuknya </w:t>
+      </w:r>
+      <w:r>
+        <w:rPr>
+          <w:rStyle w:val="7"/>
+        </w:rPr>
+        <w:t>kultur akademik</w:t>
+      </w:r>
+      <w:r>
+        <w:t xml:space="preserve"> dan lingkungan keislaman yang kondusif dari jenjang SD hingga SMP.</w:t>
+      </w:r>
+    </w:p>
+    <w:p>
+      <w:pPr>
+        <w:keepNext w:val="0"/>
+        <w:keepLines w:val="0"/>
+        <w:widowControl/>
+        <w:numPr>
+          <w:ilvl w:val="0"/>
+          <w:numId w:val="7"/>
+        </w:numPr>
+        <w:suppressLineNumbers w:val="0"/>
+        <w:spacing w:before="0" w:beforeAutospacing="1" w:after="0" w:afterAutospacing="1"/>
+        <w:ind w:left="720" w:hanging="360"/>
+      </w:pPr>
+      <w:r>
+        <w:t xml:space="preserve">Tercapainya peningkatan </w:t>
+      </w:r>
+      <w:r>
+        <w:rPr>
+          <w:rStyle w:val="7"/>
+        </w:rPr>
+        <w:t>prestasi santri</w:t>
+      </w:r>
+      <w:r>
+        <w:t xml:space="preserve"> secara holistik, baik dari aspek ilmu (akademik), adab, maupun ibadah.</w:t>
+      </w:r>
+    </w:p>
+    <w:p>
+      <w:pPr>
+        <w:keepNext w:val="0"/>
+        <w:keepLines w:val="0"/>
+        <w:widowControl/>
+        <w:numPr>
+          <w:ilvl w:val="0"/>
+          <w:numId w:val="7"/>
+        </w:numPr>
+        <w:suppressLineNumbers w:val="0"/>
+        <w:spacing w:before="0" w:beforeAutospacing="1" w:after="0" w:afterAutospacing="1"/>
+        <w:ind w:left="720" w:hanging="360"/>
+      </w:pPr>
+      <w:r>
+        <w:t xml:space="preserve">Terbangunnya </w:t>
+      </w:r>
+      <w:r>
+        <w:rPr>
+          <w:rStyle w:val="7"/>
+        </w:rPr>
+        <w:t>komunikasi internal dan eksternal</w:t>
+      </w:r>
+      <w:r>
+        <w:t xml:space="preserve"> yang efektif, tertibnya administrasi antar lembaga, dan tingginya kepuasan </w:t>
+      </w:r>
+      <w:r>
+        <w:rPr>
+          <w:rStyle w:val="5"/>
+        </w:rPr>
+        <w:t>stakeholders</w:t>
+      </w:r>
+      <w:r>
+        <w:t xml:space="preserve"> (wali santri dan masyarakat).</w:t>
+      </w:r>
+    </w:p>
+    <w:p/>
     <w:sectPr>
       <w:pgSz w:w="11906" w:h="16838"/>
       <w:pgMar w:top="1440" w:right="1800" w:bottom="1440" w:left="1800" w:header="720" w:footer="720" w:gutter="0"/>
@@ -16,12 +901,1081 @@
 </w:document>
 </file>
 
+<file path=word/numbering.xml><?xml version="1.0" encoding="utf-8"?>
+<w:numbering xmlns:wpc="http://schemas.microsoft.com/office/word/2010/wordprocessingCanvas" xmlns:mc="http://schemas.openxmlformats.org/markup-compatibility/2006" xmlns:o="urn:schemas-microsoft-com:office:office" xmlns:r="http://schemas.openxmlformats.org/officeDocument/2006/relationships" xmlns:m="http://schemas.openxmlformats.org/officeDocument/2006/math" xmlns:v="urn:schemas-microsoft-com:vml" xmlns:wp14="http://schemas.microsoft.com/office/word/2010/wordprocessingDrawing" xmlns:wp="http://schemas.openxmlformats.org/drawingml/2006/wordprocessingDrawing" xmlns:w10="urn:schemas-microsoft-com:office:word" xmlns:w="http://schemas.openxmlformats.org/wordprocessingml/2006/main" xmlns:w14="http://schemas.microsoft.com/office/word/2010/wordml" xmlns:wpg="http://schemas.microsoft.com/office/word/2010/wordprocessingGroup" xmlns:wpi="http://schemas.microsoft.com/office/word/2010/wordprocessingInk" xmlns:wne="http://schemas.microsoft.com/office/word/2006/wordml" xmlns:wps="http://schemas.microsoft.com/office/word/2010/wordprocessingShape" xmlns:wpsCustomData="http://www.wps.cn/officeDocument/2013/wpsCustomData" mc:Ignorable="w14 wp14">
+  <w:abstractNum w:abstractNumId="0">
+    <w:nsid w:val="88D3C831"/>
+    <w:multiLevelType w:val="multilevel"/>
+    <w:tmpl w:val="88D3C831"/>
+    <w:lvl w:ilvl="0" w:tentative="0">
+      <w:start w:val="1"/>
+      <w:numFmt w:val="decimal"/>
+      <w:lvlText w:val="%1."/>
+      <w:lvlJc w:val="left"/>
+      <w:pPr>
+        <w:tabs>
+          <w:tab w:val="left" w:pos="720"/>
+        </w:tabs>
+        <w:ind w:left="720" w:hanging="360"/>
+      </w:pPr>
+      <w:rPr>
+        <w:sz w:val="24"/>
+        <w:szCs w:val="24"/>
+      </w:rPr>
+    </w:lvl>
+    <w:lvl w:ilvl="1" w:tentative="0">
+      <w:start w:val="1"/>
+      <w:numFmt w:val="decimal"/>
+      <w:lvlText w:val="%2."/>
+      <w:lvlJc w:val="left"/>
+      <w:pPr>
+        <w:tabs>
+          <w:tab w:val="left" w:pos="1440"/>
+        </w:tabs>
+        <w:ind w:left="1440" w:hanging="360"/>
+      </w:pPr>
+      <w:rPr>
+        <w:sz w:val="24"/>
+        <w:szCs w:val="24"/>
+      </w:rPr>
+    </w:lvl>
+    <w:lvl w:ilvl="2" w:tentative="0">
+      <w:start w:val="1"/>
+      <w:numFmt w:val="decimal"/>
+      <w:lvlText w:val="%3."/>
+      <w:lvlJc w:val="left"/>
+      <w:pPr>
+        <w:tabs>
+          <w:tab w:val="left" w:pos="2160"/>
+        </w:tabs>
+        <w:ind w:left="2160" w:hanging="360"/>
+      </w:pPr>
+      <w:rPr>
+        <w:sz w:val="24"/>
+        <w:szCs w:val="24"/>
+      </w:rPr>
+    </w:lvl>
+    <w:lvl w:ilvl="3" w:tentative="0">
+      <w:start w:val="1"/>
+      <w:numFmt w:val="decimal"/>
+      <w:lvlText w:val="%4."/>
+      <w:lvlJc w:val="left"/>
+      <w:pPr>
+        <w:tabs>
+          <w:tab w:val="left" w:pos="2500"/>
+        </w:tabs>
+        <w:ind w:left="2880" w:hanging="360"/>
+      </w:pPr>
+      <w:rPr>
+        <w:sz w:val="24"/>
+        <w:szCs w:val="24"/>
+      </w:rPr>
+    </w:lvl>
+    <w:lvl w:ilvl="4" w:tentative="0">
+      <w:start w:val="1"/>
+      <w:numFmt w:val="decimal"/>
+      <w:lvlText w:val="%5."/>
+      <w:lvlJc w:val="left"/>
+      <w:pPr>
+        <w:tabs>
+          <w:tab w:val="left" w:pos="3220"/>
+        </w:tabs>
+        <w:ind w:left="3600" w:hanging="360"/>
+      </w:pPr>
+      <w:rPr>
+        <w:sz w:val="24"/>
+        <w:szCs w:val="24"/>
+      </w:rPr>
+    </w:lvl>
+    <w:lvl w:ilvl="5" w:tentative="0">
+      <w:start w:val="1"/>
+      <w:numFmt w:val="decimal"/>
+      <w:lvlText w:val="%6."/>
+      <w:lvlJc w:val="left"/>
+      <w:pPr>
+        <w:tabs>
+          <w:tab w:val="left" w:pos="3940"/>
+        </w:tabs>
+        <w:ind w:left="4320" w:hanging="360"/>
+      </w:pPr>
+      <w:rPr>
+        <w:sz w:val="24"/>
+        <w:szCs w:val="24"/>
+      </w:rPr>
+    </w:lvl>
+    <w:lvl w:ilvl="6" w:tentative="0">
+      <w:start w:val="1"/>
+      <w:numFmt w:val="decimal"/>
+      <w:lvlText w:val="%7."/>
+      <w:lvlJc w:val="left"/>
+      <w:pPr>
+        <w:tabs>
+          <w:tab w:val="left" w:pos="4660"/>
+        </w:tabs>
+        <w:ind w:left="5040" w:hanging="360"/>
+      </w:pPr>
+      <w:rPr>
+        <w:sz w:val="24"/>
+        <w:szCs w:val="24"/>
+      </w:rPr>
+    </w:lvl>
+    <w:lvl w:ilvl="7" w:tentative="0">
+      <w:start w:val="1"/>
+      <w:numFmt w:val="decimal"/>
+      <w:lvlText w:val="%8."/>
+      <w:lvlJc w:val="left"/>
+      <w:pPr>
+        <w:tabs>
+          <w:tab w:val="left" w:pos="5380"/>
+        </w:tabs>
+        <w:ind w:left="5760" w:hanging="360"/>
+      </w:pPr>
+      <w:rPr>
+        <w:sz w:val="24"/>
+        <w:szCs w:val="24"/>
+      </w:rPr>
+    </w:lvl>
+    <w:lvl w:ilvl="8" w:tentative="0">
+      <w:start w:val="1"/>
+      <w:numFmt w:val="decimal"/>
+      <w:lvlText w:val="%9."/>
+      <w:lvlJc w:val="left"/>
+      <w:pPr>
+        <w:tabs>
+          <w:tab w:val="left" w:pos="6100"/>
+        </w:tabs>
+        <w:ind w:left="6480" w:hanging="360"/>
+      </w:pPr>
+      <w:rPr>
+        <w:sz w:val="24"/>
+        <w:szCs w:val="24"/>
+      </w:rPr>
+    </w:lvl>
+  </w:abstractNum>
+  <w:abstractNum w:abstractNumId="1">
+    <w:nsid w:val="CFFF4608"/>
+    <w:multiLevelType w:val="multilevel"/>
+    <w:tmpl w:val="CFFF4608"/>
+    <w:lvl w:ilvl="0" w:tentative="0">
+      <w:start w:val="1"/>
+      <w:numFmt w:val="decimal"/>
+      <w:lvlText w:val="%1."/>
+      <w:lvlJc w:val="left"/>
+      <w:pPr>
+        <w:tabs>
+          <w:tab w:val="left" w:pos="720"/>
+        </w:tabs>
+        <w:ind w:left="720" w:hanging="360"/>
+      </w:pPr>
+      <w:rPr>
+        <w:sz w:val="24"/>
+        <w:szCs w:val="24"/>
+      </w:rPr>
+    </w:lvl>
+    <w:lvl w:ilvl="1" w:tentative="0">
+      <w:start w:val="1"/>
+      <w:numFmt w:val="decimal"/>
+      <w:lvlText w:val="%2."/>
+      <w:lvlJc w:val="left"/>
+      <w:pPr>
+        <w:tabs>
+          <w:tab w:val="left" w:pos="1440"/>
+        </w:tabs>
+        <w:ind w:left="1440" w:hanging="360"/>
+      </w:pPr>
+      <w:rPr>
+        <w:sz w:val="24"/>
+        <w:szCs w:val="24"/>
+      </w:rPr>
+    </w:lvl>
+    <w:lvl w:ilvl="2" w:tentative="0">
+      <w:start w:val="1"/>
+      <w:numFmt w:val="decimal"/>
+      <w:lvlText w:val="%3."/>
+      <w:lvlJc w:val="left"/>
+      <w:pPr>
+        <w:tabs>
+          <w:tab w:val="left" w:pos="2160"/>
+        </w:tabs>
+        <w:ind w:left="2160" w:hanging="360"/>
+      </w:pPr>
+      <w:rPr>
+        <w:sz w:val="24"/>
+        <w:szCs w:val="24"/>
+      </w:rPr>
+    </w:lvl>
+    <w:lvl w:ilvl="3" w:tentative="0">
+      <w:start w:val="1"/>
+      <w:numFmt w:val="decimal"/>
+      <w:lvlText w:val="%4."/>
+      <w:lvlJc w:val="left"/>
+      <w:pPr>
+        <w:tabs>
+          <w:tab w:val="left" w:pos="2500"/>
+        </w:tabs>
+        <w:ind w:left="2880" w:hanging="360"/>
+      </w:pPr>
+      <w:rPr>
+        <w:sz w:val="24"/>
+        <w:szCs w:val="24"/>
+      </w:rPr>
+    </w:lvl>
+    <w:lvl w:ilvl="4" w:tentative="0">
+      <w:start w:val="1"/>
+      <w:numFmt w:val="decimal"/>
+      <w:lvlText w:val="%5."/>
+      <w:lvlJc w:val="left"/>
+      <w:pPr>
+        <w:tabs>
+          <w:tab w:val="left" w:pos="3220"/>
+        </w:tabs>
+        <w:ind w:left="3600" w:hanging="360"/>
+      </w:pPr>
+      <w:rPr>
+        <w:sz w:val="24"/>
+        <w:szCs w:val="24"/>
+      </w:rPr>
+    </w:lvl>
+    <w:lvl w:ilvl="5" w:tentative="0">
+      <w:start w:val="1"/>
+      <w:numFmt w:val="decimal"/>
+      <w:lvlText w:val="%6."/>
+      <w:lvlJc w:val="left"/>
+      <w:pPr>
+        <w:tabs>
+          <w:tab w:val="left" w:pos="3940"/>
+        </w:tabs>
+        <w:ind w:left="4320" w:hanging="360"/>
+      </w:pPr>
+      <w:rPr>
+        <w:sz w:val="24"/>
+        <w:szCs w:val="24"/>
+      </w:rPr>
+    </w:lvl>
+    <w:lvl w:ilvl="6" w:tentative="0">
+      <w:start w:val="1"/>
+      <w:numFmt w:val="decimal"/>
+      <w:lvlText w:val="%7."/>
+      <w:lvlJc w:val="left"/>
+      <w:pPr>
+        <w:tabs>
+          <w:tab w:val="left" w:pos="4660"/>
+        </w:tabs>
+        <w:ind w:left="5040" w:hanging="360"/>
+      </w:pPr>
+      <w:rPr>
+        <w:sz w:val="24"/>
+        <w:szCs w:val="24"/>
+      </w:rPr>
+    </w:lvl>
+    <w:lvl w:ilvl="7" w:tentative="0">
+      <w:start w:val="1"/>
+      <w:numFmt w:val="decimal"/>
+      <w:lvlText w:val="%8."/>
+      <w:lvlJc w:val="left"/>
+      <w:pPr>
+        <w:tabs>
+          <w:tab w:val="left" w:pos="5380"/>
+        </w:tabs>
+        <w:ind w:left="5760" w:hanging="360"/>
+      </w:pPr>
+      <w:rPr>
+        <w:sz w:val="24"/>
+        <w:szCs w:val="24"/>
+      </w:rPr>
+    </w:lvl>
+    <w:lvl w:ilvl="8" w:tentative="0">
+      <w:start w:val="1"/>
+      <w:numFmt w:val="decimal"/>
+      <w:lvlText w:val="%9."/>
+      <w:lvlJc w:val="left"/>
+      <w:pPr>
+        <w:tabs>
+          <w:tab w:val="left" w:pos="6100"/>
+        </w:tabs>
+        <w:ind w:left="6480" w:hanging="360"/>
+      </w:pPr>
+      <w:rPr>
+        <w:sz w:val="24"/>
+        <w:szCs w:val="24"/>
+      </w:rPr>
+    </w:lvl>
+  </w:abstractNum>
+  <w:abstractNum w:abstractNumId="2">
+    <w:nsid w:val="06131004"/>
+    <w:multiLevelType w:val="multilevel"/>
+    <w:tmpl w:val="06131004"/>
+    <w:lvl w:ilvl="0" w:tentative="0">
+      <w:start w:val="1"/>
+      <w:numFmt w:val="decimal"/>
+      <w:lvlText w:val="%1."/>
+      <w:lvlJc w:val="left"/>
+      <w:pPr>
+        <w:tabs>
+          <w:tab w:val="left" w:pos="720"/>
+        </w:tabs>
+        <w:ind w:left="720" w:hanging="360"/>
+      </w:pPr>
+      <w:rPr>
+        <w:sz w:val="24"/>
+        <w:szCs w:val="24"/>
+      </w:rPr>
+    </w:lvl>
+    <w:lvl w:ilvl="1" w:tentative="0">
+      <w:start w:val="1"/>
+      <w:numFmt w:val="decimal"/>
+      <w:lvlText w:val="%2."/>
+      <w:lvlJc w:val="left"/>
+      <w:pPr>
+        <w:tabs>
+          <w:tab w:val="left" w:pos="1440"/>
+        </w:tabs>
+        <w:ind w:left="1440" w:hanging="360"/>
+      </w:pPr>
+      <w:rPr>
+        <w:sz w:val="24"/>
+        <w:szCs w:val="24"/>
+      </w:rPr>
+    </w:lvl>
+    <w:lvl w:ilvl="2" w:tentative="0">
+      <w:start w:val="1"/>
+      <w:numFmt w:val="decimal"/>
+      <w:lvlText w:val="%3."/>
+      <w:lvlJc w:val="left"/>
+      <w:pPr>
+        <w:tabs>
+          <w:tab w:val="left" w:pos="2160"/>
+        </w:tabs>
+        <w:ind w:left="2160" w:hanging="360"/>
+      </w:pPr>
+      <w:rPr>
+        <w:sz w:val="24"/>
+        <w:szCs w:val="24"/>
+      </w:rPr>
+    </w:lvl>
+    <w:lvl w:ilvl="3" w:tentative="0">
+      <w:start w:val="1"/>
+      <w:numFmt w:val="decimal"/>
+      <w:lvlText w:val="%4."/>
+      <w:lvlJc w:val="left"/>
+      <w:pPr>
+        <w:tabs>
+          <w:tab w:val="left" w:pos="2500"/>
+        </w:tabs>
+        <w:ind w:left="2880" w:hanging="360"/>
+      </w:pPr>
+      <w:rPr>
+        <w:sz w:val="24"/>
+        <w:szCs w:val="24"/>
+      </w:rPr>
+    </w:lvl>
+    <w:lvl w:ilvl="4" w:tentative="0">
+      <w:start w:val="1"/>
+      <w:numFmt w:val="decimal"/>
+      <w:lvlText w:val="%5."/>
+      <w:lvlJc w:val="left"/>
+      <w:pPr>
+        <w:tabs>
+          <w:tab w:val="left" w:pos="3220"/>
+        </w:tabs>
+        <w:ind w:left="3600" w:hanging="360"/>
+      </w:pPr>
+      <w:rPr>
+        <w:sz w:val="24"/>
+        <w:szCs w:val="24"/>
+      </w:rPr>
+    </w:lvl>
+    <w:lvl w:ilvl="5" w:tentative="0">
+      <w:start w:val="1"/>
+      <w:numFmt w:val="decimal"/>
+      <w:lvlText w:val="%6."/>
+      <w:lvlJc w:val="left"/>
+      <w:pPr>
+        <w:tabs>
+          <w:tab w:val="left" w:pos="3940"/>
+        </w:tabs>
+        <w:ind w:left="4320" w:hanging="360"/>
+      </w:pPr>
+      <w:rPr>
+        <w:sz w:val="24"/>
+        <w:szCs w:val="24"/>
+      </w:rPr>
+    </w:lvl>
+    <w:lvl w:ilvl="6" w:tentative="0">
+      <w:start w:val="1"/>
+      <w:numFmt w:val="decimal"/>
+      <w:lvlText w:val="%7."/>
+      <w:lvlJc w:val="left"/>
+      <w:pPr>
+        <w:tabs>
+          <w:tab w:val="left" w:pos="4660"/>
+        </w:tabs>
+        <w:ind w:left="5040" w:hanging="360"/>
+      </w:pPr>
+      <w:rPr>
+        <w:sz w:val="24"/>
+        <w:szCs w:val="24"/>
+      </w:rPr>
+    </w:lvl>
+    <w:lvl w:ilvl="7" w:tentative="0">
+      <w:start w:val="1"/>
+      <w:numFmt w:val="decimal"/>
+      <w:lvlText w:val="%8."/>
+      <w:lvlJc w:val="left"/>
+      <w:pPr>
+        <w:tabs>
+          <w:tab w:val="left" w:pos="5380"/>
+        </w:tabs>
+        <w:ind w:left="5760" w:hanging="360"/>
+      </w:pPr>
+      <w:rPr>
+        <w:sz w:val="24"/>
+        <w:szCs w:val="24"/>
+      </w:rPr>
+    </w:lvl>
+    <w:lvl w:ilvl="8" w:tentative="0">
+      <w:start w:val="1"/>
+      <w:numFmt w:val="decimal"/>
+      <w:lvlText w:val="%9."/>
+      <w:lvlJc w:val="left"/>
+      <w:pPr>
+        <w:tabs>
+          <w:tab w:val="left" w:pos="6100"/>
+        </w:tabs>
+        <w:ind w:left="6480" w:hanging="360"/>
+      </w:pPr>
+      <w:rPr>
+        <w:sz w:val="24"/>
+        <w:szCs w:val="24"/>
+      </w:rPr>
+    </w:lvl>
+  </w:abstractNum>
+  <w:abstractNum w:abstractNumId="3">
+    <w:nsid w:val="4E1AF391"/>
+    <w:multiLevelType w:val="multilevel"/>
+    <w:tmpl w:val="4E1AF391"/>
+    <w:lvl w:ilvl="0" w:tentative="0">
+      <w:start w:val="1"/>
+      <w:numFmt w:val="decimal"/>
+      <w:lvlText w:val="%1."/>
+      <w:lvlJc w:val="left"/>
+      <w:pPr>
+        <w:tabs>
+          <w:tab w:val="left" w:pos="720"/>
+        </w:tabs>
+        <w:ind w:left="720" w:hanging="360"/>
+      </w:pPr>
+      <w:rPr>
+        <w:sz w:val="24"/>
+        <w:szCs w:val="24"/>
+      </w:rPr>
+    </w:lvl>
+    <w:lvl w:ilvl="1" w:tentative="0">
+      <w:start w:val="1"/>
+      <w:numFmt w:val="decimal"/>
+      <w:lvlText w:val="%2."/>
+      <w:lvlJc w:val="left"/>
+      <w:pPr>
+        <w:tabs>
+          <w:tab w:val="left" w:pos="1440"/>
+        </w:tabs>
+        <w:ind w:left="1440" w:hanging="360"/>
+      </w:pPr>
+      <w:rPr>
+        <w:sz w:val="24"/>
+        <w:szCs w:val="24"/>
+      </w:rPr>
+    </w:lvl>
+    <w:lvl w:ilvl="2" w:tentative="0">
+      <w:start w:val="1"/>
+      <w:numFmt w:val="decimal"/>
+      <w:lvlText w:val="%3."/>
+      <w:lvlJc w:val="left"/>
+      <w:pPr>
+        <w:tabs>
+          <w:tab w:val="left" w:pos="2160"/>
+        </w:tabs>
+        <w:ind w:left="2160" w:hanging="360"/>
+      </w:pPr>
+      <w:rPr>
+        <w:sz w:val="24"/>
+        <w:szCs w:val="24"/>
+      </w:rPr>
+    </w:lvl>
+    <w:lvl w:ilvl="3" w:tentative="0">
+      <w:start w:val="1"/>
+      <w:numFmt w:val="decimal"/>
+      <w:lvlText w:val="%4."/>
+      <w:lvlJc w:val="left"/>
+      <w:pPr>
+        <w:tabs>
+          <w:tab w:val="left" w:pos="2500"/>
+        </w:tabs>
+        <w:ind w:left="2880" w:hanging="360"/>
+      </w:pPr>
+      <w:rPr>
+        <w:sz w:val="24"/>
+        <w:szCs w:val="24"/>
+      </w:rPr>
+    </w:lvl>
+    <w:lvl w:ilvl="4" w:tentative="0">
+      <w:start w:val="1"/>
+      <w:numFmt w:val="decimal"/>
+      <w:lvlText w:val="%5."/>
+      <w:lvlJc w:val="left"/>
+      <w:pPr>
+        <w:tabs>
+          <w:tab w:val="left" w:pos="3220"/>
+        </w:tabs>
+        <w:ind w:left="3600" w:hanging="360"/>
+      </w:pPr>
+      <w:rPr>
+        <w:sz w:val="24"/>
+        <w:szCs w:val="24"/>
+      </w:rPr>
+    </w:lvl>
+    <w:lvl w:ilvl="5" w:tentative="0">
+      <w:start w:val="1"/>
+      <w:numFmt w:val="decimal"/>
+      <w:lvlText w:val="%6."/>
+      <w:lvlJc w:val="left"/>
+      <w:pPr>
+        <w:tabs>
+          <w:tab w:val="left" w:pos="3940"/>
+        </w:tabs>
+        <w:ind w:left="4320" w:hanging="360"/>
+      </w:pPr>
+      <w:rPr>
+        <w:sz w:val="24"/>
+        <w:szCs w:val="24"/>
+      </w:rPr>
+    </w:lvl>
+    <w:lvl w:ilvl="6" w:tentative="0">
+      <w:start w:val="1"/>
+      <w:numFmt w:val="decimal"/>
+      <w:lvlText w:val="%7."/>
+      <w:lvlJc w:val="left"/>
+      <w:pPr>
+        <w:tabs>
+          <w:tab w:val="left" w:pos="4660"/>
+        </w:tabs>
+        <w:ind w:left="5040" w:hanging="360"/>
+      </w:pPr>
+      <w:rPr>
+        <w:sz w:val="24"/>
+        <w:szCs w:val="24"/>
+      </w:rPr>
+    </w:lvl>
+    <w:lvl w:ilvl="7" w:tentative="0">
+      <w:start w:val="1"/>
+      <w:numFmt w:val="decimal"/>
+      <w:lvlText w:val="%8."/>
+      <w:lvlJc w:val="left"/>
+      <w:pPr>
+        <w:tabs>
+          <w:tab w:val="left" w:pos="5380"/>
+        </w:tabs>
+        <w:ind w:left="5760" w:hanging="360"/>
+      </w:pPr>
+      <w:rPr>
+        <w:sz w:val="24"/>
+        <w:szCs w:val="24"/>
+      </w:rPr>
+    </w:lvl>
+    <w:lvl w:ilvl="8" w:tentative="0">
+      <w:start w:val="1"/>
+      <w:numFmt w:val="decimal"/>
+      <w:lvlText w:val="%9."/>
+      <w:lvlJc w:val="left"/>
+      <w:pPr>
+        <w:tabs>
+          <w:tab w:val="left" w:pos="6100"/>
+        </w:tabs>
+        <w:ind w:left="6480" w:hanging="360"/>
+      </w:pPr>
+      <w:rPr>
+        <w:sz w:val="24"/>
+        <w:szCs w:val="24"/>
+      </w:rPr>
+    </w:lvl>
+  </w:abstractNum>
+  <w:abstractNum w:abstractNumId="4">
+    <w:nsid w:val="61E20487"/>
+    <w:multiLevelType w:val="multilevel"/>
+    <w:tmpl w:val="61E20487"/>
+    <w:lvl w:ilvl="0" w:tentative="0">
+      <w:start w:val="1"/>
+      <w:numFmt w:val="bullet"/>
+      <w:lvlText w:val=""/>
+      <w:lvlJc w:val="left"/>
+      <w:pPr>
+        <w:tabs>
+          <w:tab w:val="left" w:pos="720"/>
+        </w:tabs>
+        <w:ind w:left="720" w:hanging="360"/>
+      </w:pPr>
+      <w:rPr>
+        <w:rFonts w:hint="default" w:ascii="Symbol" w:hAnsi="Symbol" w:cs="Symbol"/>
+        <w:sz w:val="20"/>
+      </w:rPr>
+    </w:lvl>
+    <w:lvl w:ilvl="1" w:tentative="0">
+      <w:start w:val="1"/>
+      <w:numFmt w:val="bullet"/>
+      <w:lvlText w:val="o"/>
+      <w:lvlJc w:val="left"/>
+      <w:pPr>
+        <w:tabs>
+          <w:tab w:val="left" w:pos="1440"/>
+        </w:tabs>
+        <w:ind w:left="1440" w:hanging="360"/>
+      </w:pPr>
+      <w:rPr>
+        <w:rFonts w:ascii="Courier New" w:hAnsi="Courier New" w:cs="Courier New"/>
+        <w:sz w:val="20"/>
+      </w:rPr>
+    </w:lvl>
+    <w:lvl w:ilvl="2" w:tentative="0">
+      <w:start w:val="1"/>
+      <w:numFmt w:val="bullet"/>
+      <w:lvlText w:val=""/>
+      <w:lvlJc w:val="left"/>
+      <w:pPr>
+        <w:tabs>
+          <w:tab w:val="left" w:pos="2160"/>
+        </w:tabs>
+        <w:ind w:left="2160" w:hanging="360"/>
+      </w:pPr>
+      <w:rPr>
+        <w:rFonts w:hint="default" w:ascii="Wingdings" w:hAnsi="Wingdings" w:cs="Wingdings"/>
+        <w:sz w:val="20"/>
+      </w:rPr>
+    </w:lvl>
+    <w:lvl w:ilvl="3" w:tentative="0">
+      <w:start w:val="1"/>
+      <w:numFmt w:val="bullet"/>
+      <w:lvlText w:val=""/>
+      <w:lvlJc w:val="left"/>
+      <w:pPr>
+        <w:tabs>
+          <w:tab w:val="left" w:pos="2880"/>
+        </w:tabs>
+        <w:ind w:left="2880" w:hanging="360"/>
+      </w:pPr>
+      <w:rPr>
+        <w:rFonts w:hint="default" w:ascii="Wingdings" w:hAnsi="Wingdings" w:cs="Wingdings"/>
+        <w:sz w:val="20"/>
+      </w:rPr>
+    </w:lvl>
+    <w:lvl w:ilvl="4" w:tentative="0">
+      <w:start w:val="1"/>
+      <w:numFmt w:val="bullet"/>
+      <w:lvlText w:val=""/>
+      <w:lvlJc w:val="left"/>
+      <w:pPr>
+        <w:tabs>
+          <w:tab w:val="left" w:pos="3600"/>
+        </w:tabs>
+        <w:ind w:left="3600" w:hanging="360"/>
+      </w:pPr>
+      <w:rPr>
+        <w:rFonts w:hint="default" w:ascii="Wingdings" w:hAnsi="Wingdings" w:cs="Wingdings"/>
+        <w:sz w:val="20"/>
+      </w:rPr>
+    </w:lvl>
+    <w:lvl w:ilvl="5" w:tentative="0">
+      <w:start w:val="1"/>
+      <w:numFmt w:val="bullet"/>
+      <w:lvlText w:val=""/>
+      <w:lvlJc w:val="left"/>
+      <w:pPr>
+        <w:tabs>
+          <w:tab w:val="left" w:pos="4320"/>
+        </w:tabs>
+        <w:ind w:left="4320" w:hanging="360"/>
+      </w:pPr>
+      <w:rPr>
+        <w:rFonts w:hint="default" w:ascii="Wingdings" w:hAnsi="Wingdings" w:cs="Wingdings"/>
+        <w:sz w:val="20"/>
+      </w:rPr>
+    </w:lvl>
+    <w:lvl w:ilvl="6" w:tentative="0">
+      <w:start w:val="1"/>
+      <w:numFmt w:val="bullet"/>
+      <w:lvlText w:val=""/>
+      <w:lvlJc w:val="left"/>
+      <w:pPr>
+        <w:tabs>
+          <w:tab w:val="left" w:pos="5040"/>
+        </w:tabs>
+        <w:ind w:left="5040" w:hanging="360"/>
+      </w:pPr>
+      <w:rPr>
+        <w:rFonts w:hint="default" w:ascii="Wingdings" w:hAnsi="Wingdings" w:cs="Wingdings"/>
+        <w:sz w:val="20"/>
+      </w:rPr>
+    </w:lvl>
+    <w:lvl w:ilvl="7" w:tentative="0">
+      <w:start w:val="1"/>
+      <w:numFmt w:val="bullet"/>
+      <w:lvlText w:val=""/>
+      <w:lvlJc w:val="left"/>
+      <w:pPr>
+        <w:tabs>
+          <w:tab w:val="left" w:pos="5760"/>
+        </w:tabs>
+        <w:ind w:left="5760" w:hanging="360"/>
+      </w:pPr>
+      <w:rPr>
+        <w:rFonts w:hint="default" w:ascii="Wingdings" w:hAnsi="Wingdings" w:cs="Wingdings"/>
+        <w:sz w:val="20"/>
+      </w:rPr>
+    </w:lvl>
+    <w:lvl w:ilvl="8" w:tentative="0">
+      <w:start w:val="1"/>
+      <w:numFmt w:val="bullet"/>
+      <w:lvlText w:val=""/>
+      <w:lvlJc w:val="left"/>
+      <w:pPr>
+        <w:tabs>
+          <w:tab w:val="left" w:pos="6480"/>
+        </w:tabs>
+        <w:ind w:left="6480" w:hanging="360"/>
+      </w:pPr>
+      <w:rPr>
+        <w:rFonts w:hint="default" w:ascii="Wingdings" w:hAnsi="Wingdings" w:cs="Wingdings"/>
+        <w:sz w:val="20"/>
+      </w:rPr>
+    </w:lvl>
+  </w:abstractNum>
+  <w:abstractNum w:abstractNumId="5">
+    <w:nsid w:val="65C0CC95"/>
+    <w:multiLevelType w:val="multilevel"/>
+    <w:tmpl w:val="65C0CC95"/>
+    <w:lvl w:ilvl="0" w:tentative="0">
+      <w:start w:val="1"/>
+      <w:numFmt w:val="decimal"/>
+      <w:lvlText w:val="%1."/>
+      <w:lvlJc w:val="left"/>
+      <w:pPr>
+        <w:tabs>
+          <w:tab w:val="left" w:pos="720"/>
+        </w:tabs>
+        <w:ind w:left="720" w:hanging="360"/>
+      </w:pPr>
+      <w:rPr>
+        <w:sz w:val="24"/>
+        <w:szCs w:val="24"/>
+      </w:rPr>
+    </w:lvl>
+    <w:lvl w:ilvl="1" w:tentative="0">
+      <w:start w:val="1"/>
+      <w:numFmt w:val="decimal"/>
+      <w:lvlText w:val="%2."/>
+      <w:lvlJc w:val="left"/>
+      <w:pPr>
+        <w:tabs>
+          <w:tab w:val="left" w:pos="1440"/>
+        </w:tabs>
+        <w:ind w:left="1440" w:hanging="360"/>
+      </w:pPr>
+      <w:rPr>
+        <w:sz w:val="24"/>
+        <w:szCs w:val="24"/>
+      </w:rPr>
+    </w:lvl>
+    <w:lvl w:ilvl="2" w:tentative="0">
+      <w:start w:val="1"/>
+      <w:numFmt w:val="decimal"/>
+      <w:lvlText w:val="%3."/>
+      <w:lvlJc w:val="left"/>
+      <w:pPr>
+        <w:tabs>
+          <w:tab w:val="left" w:pos="2160"/>
+        </w:tabs>
+        <w:ind w:left="2160" w:hanging="360"/>
+      </w:pPr>
+      <w:rPr>
+        <w:sz w:val="24"/>
+        <w:szCs w:val="24"/>
+      </w:rPr>
+    </w:lvl>
+    <w:lvl w:ilvl="3" w:tentative="0">
+      <w:start w:val="1"/>
+      <w:numFmt w:val="decimal"/>
+      <w:lvlText w:val="%4."/>
+      <w:lvlJc w:val="left"/>
+      <w:pPr>
+        <w:tabs>
+          <w:tab w:val="left" w:pos="2500"/>
+        </w:tabs>
+        <w:ind w:left="2880" w:hanging="360"/>
+      </w:pPr>
+      <w:rPr>
+        <w:sz w:val="24"/>
+        <w:szCs w:val="24"/>
+      </w:rPr>
+    </w:lvl>
+    <w:lvl w:ilvl="4" w:tentative="0">
+      <w:start w:val="1"/>
+      <w:numFmt w:val="decimal"/>
+      <w:lvlText w:val="%5."/>
+      <w:lvlJc w:val="left"/>
+      <w:pPr>
+        <w:tabs>
+          <w:tab w:val="left" w:pos="3220"/>
+        </w:tabs>
+        <w:ind w:left="3600" w:hanging="360"/>
+      </w:pPr>
+      <w:rPr>
+        <w:sz w:val="24"/>
+        <w:szCs w:val="24"/>
+      </w:rPr>
+    </w:lvl>
+    <w:lvl w:ilvl="5" w:tentative="0">
+      <w:start w:val="1"/>
+      <w:numFmt w:val="decimal"/>
+      <w:lvlText w:val="%6."/>
+      <w:lvlJc w:val="left"/>
+      <w:pPr>
+        <w:tabs>
+          <w:tab w:val="left" w:pos="3940"/>
+        </w:tabs>
+        <w:ind w:left="4320" w:hanging="360"/>
+      </w:pPr>
+      <w:rPr>
+        <w:sz w:val="24"/>
+        <w:szCs w:val="24"/>
+      </w:rPr>
+    </w:lvl>
+    <w:lvl w:ilvl="6" w:tentative="0">
+      <w:start w:val="1"/>
+      <w:numFmt w:val="decimal"/>
+      <w:lvlText w:val="%7."/>
+      <w:lvlJc w:val="left"/>
+      <w:pPr>
+        <w:tabs>
+          <w:tab w:val="left" w:pos="4660"/>
+        </w:tabs>
+        <w:ind w:left="5040" w:hanging="360"/>
+      </w:pPr>
+      <w:rPr>
+        <w:sz w:val="24"/>
+        <w:szCs w:val="24"/>
+      </w:rPr>
+    </w:lvl>
+    <w:lvl w:ilvl="7" w:tentative="0">
+      <w:start w:val="1"/>
+      <w:numFmt w:val="decimal"/>
+      <w:lvlText w:val="%8."/>
+      <w:lvlJc w:val="left"/>
+      <w:pPr>
+        <w:tabs>
+          <w:tab w:val="left" w:pos="5380"/>
+        </w:tabs>
+        <w:ind w:left="5760" w:hanging="360"/>
+      </w:pPr>
+      <w:rPr>
+        <w:sz w:val="24"/>
+        <w:szCs w:val="24"/>
+      </w:rPr>
+    </w:lvl>
+    <w:lvl w:ilvl="8" w:tentative="0">
+      <w:start w:val="1"/>
+      <w:numFmt w:val="decimal"/>
+      <w:lvlText w:val="%9."/>
+      <w:lvlJc w:val="left"/>
+      <w:pPr>
+        <w:tabs>
+          <w:tab w:val="left" w:pos="6100"/>
+        </w:tabs>
+        <w:ind w:left="6480" w:hanging="360"/>
+      </w:pPr>
+      <w:rPr>
+        <w:sz w:val="24"/>
+        <w:szCs w:val="24"/>
+      </w:rPr>
+    </w:lvl>
+  </w:abstractNum>
+  <w:abstractNum w:abstractNumId="6">
+    <w:nsid w:val="690BE03B"/>
+    <w:multiLevelType w:val="multilevel"/>
+    <w:tmpl w:val="690BE03B"/>
+    <w:lvl w:ilvl="0" w:tentative="0">
+      <w:start w:val="1"/>
+      <w:numFmt w:val="bullet"/>
+      <w:lvlText w:val=""/>
+      <w:lvlJc w:val="left"/>
+      <w:pPr>
+        <w:tabs>
+          <w:tab w:val="left" w:pos="720"/>
+        </w:tabs>
+        <w:ind w:left="720" w:hanging="360"/>
+      </w:pPr>
+      <w:rPr>
+        <w:rFonts w:ascii="Symbol" w:hAnsi="Symbol" w:cs="Symbol"/>
+        <w:sz w:val="20"/>
+      </w:rPr>
+    </w:lvl>
+    <w:lvl w:ilvl="1" w:tentative="0">
+      <w:start w:val="1"/>
+      <w:numFmt w:val="decimal"/>
+      <w:lvlText w:val="%2."/>
+      <w:lvlJc w:val="left"/>
+      <w:pPr>
+        <w:tabs>
+          <w:tab w:val="left" w:pos="1440"/>
+        </w:tabs>
+        <w:ind w:left="1440" w:hanging="360"/>
+      </w:pPr>
+      <w:rPr>
+        <w:sz w:val="24"/>
+        <w:szCs w:val="24"/>
+      </w:rPr>
+    </w:lvl>
+    <w:lvl w:ilvl="2" w:tentative="0">
+      <w:start w:val="1"/>
+      <w:numFmt w:val="bullet"/>
+      <w:lvlText w:val=""/>
+      <w:lvlJc w:val="left"/>
+      <w:pPr>
+        <w:tabs>
+          <w:tab w:val="left" w:pos="2160"/>
+        </w:tabs>
+        <w:ind w:left="2160" w:hanging="360"/>
+      </w:pPr>
+      <w:rPr>
+        <w:rFonts w:ascii="Wingdings" w:hAnsi="Wingdings" w:cs="Wingdings"/>
+        <w:sz w:val="20"/>
+      </w:rPr>
+    </w:lvl>
+    <w:lvl w:ilvl="3" w:tentative="0">
+      <w:start w:val="1"/>
+      <w:numFmt w:val="bullet"/>
+      <w:lvlText w:val=""/>
+      <w:lvlJc w:val="left"/>
+      <w:pPr>
+        <w:tabs>
+          <w:tab w:val="left" w:pos="2880"/>
+        </w:tabs>
+        <w:ind w:left="2880" w:hanging="360"/>
+      </w:pPr>
+      <w:rPr>
+        <w:rFonts w:hint="default" w:ascii="Wingdings" w:hAnsi="Wingdings" w:cs="Wingdings"/>
+        <w:sz w:val="20"/>
+      </w:rPr>
+    </w:lvl>
+    <w:lvl w:ilvl="4" w:tentative="0">
+      <w:start w:val="1"/>
+      <w:numFmt w:val="bullet"/>
+      <w:lvlText w:val=""/>
+      <w:lvlJc w:val="left"/>
+      <w:pPr>
+        <w:tabs>
+          <w:tab w:val="left" w:pos="3600"/>
+        </w:tabs>
+        <w:ind w:left="3600" w:hanging="360"/>
+      </w:pPr>
+      <w:rPr>
+        <w:rFonts w:hint="default" w:ascii="Wingdings" w:hAnsi="Wingdings" w:cs="Wingdings"/>
+        <w:sz w:val="20"/>
+      </w:rPr>
+    </w:lvl>
+    <w:lvl w:ilvl="5" w:tentative="0">
+      <w:start w:val="1"/>
+      <w:numFmt w:val="bullet"/>
+      <w:lvlText w:val=""/>
+      <w:lvlJc w:val="left"/>
+      <w:pPr>
+        <w:tabs>
+          <w:tab w:val="left" w:pos="4320"/>
+        </w:tabs>
+        <w:ind w:left="4320" w:hanging="360"/>
+      </w:pPr>
+      <w:rPr>
+        <w:rFonts w:hint="default" w:ascii="Wingdings" w:hAnsi="Wingdings" w:cs="Wingdings"/>
+        <w:sz w:val="20"/>
+      </w:rPr>
+    </w:lvl>
+    <w:lvl w:ilvl="6" w:tentative="0">
+      <w:start w:val="1"/>
+      <w:numFmt w:val="bullet"/>
+      <w:lvlText w:val=""/>
+      <w:lvlJc w:val="left"/>
+      <w:pPr>
+        <w:tabs>
+          <w:tab w:val="left" w:pos="5040"/>
+        </w:tabs>
+        <w:ind w:left="5040" w:hanging="360"/>
+      </w:pPr>
+      <w:rPr>
+        <w:rFonts w:hint="default" w:ascii="Wingdings" w:hAnsi="Wingdings" w:cs="Wingdings"/>
+        <w:sz w:val="20"/>
+      </w:rPr>
+    </w:lvl>
+    <w:lvl w:ilvl="7" w:tentative="0">
+      <w:start w:val="1"/>
+      <w:numFmt w:val="bullet"/>
+      <w:lvlText w:val=""/>
+      <w:lvlJc w:val="left"/>
+      <w:pPr>
+        <w:tabs>
+          <w:tab w:val="left" w:pos="5760"/>
+        </w:tabs>
+        <w:ind w:left="5760" w:hanging="360"/>
+      </w:pPr>
+      <w:rPr>
+        <w:rFonts w:hint="default" w:ascii="Wingdings" w:hAnsi="Wingdings" w:cs="Wingdings"/>
+        <w:sz w:val="20"/>
+      </w:rPr>
+    </w:lvl>
+    <w:lvl w:ilvl="8" w:tentative="0">
+      <w:start w:val="1"/>
+      <w:numFmt w:val="bullet"/>
+      <w:lvlText w:val=""/>
+      <w:lvlJc w:val="left"/>
+      <w:pPr>
+        <w:tabs>
+          <w:tab w:val="left" w:pos="6480"/>
+        </w:tabs>
+        <w:ind w:left="6480" w:hanging="360"/>
+      </w:pPr>
+      <w:rPr>
+        <w:rFonts w:hint="default" w:ascii="Wingdings" w:hAnsi="Wingdings" w:cs="Wingdings"/>
+        <w:sz w:val="20"/>
+      </w:rPr>
+    </w:lvl>
+  </w:abstractNum>
+  <w:num w:numId="1">
+    <w:abstractNumId w:val="6"/>
+  </w:num>
+  <w:num w:numId="2">
+    <w:abstractNumId w:val="5"/>
+  </w:num>
+  <w:num w:numId="3">
+    <w:abstractNumId w:val="2"/>
+  </w:num>
+  <w:num w:numId="4">
+    <w:abstractNumId w:val="1"/>
+  </w:num>
+  <w:num w:numId="5">
+    <w:abstractNumId w:val="0"/>
+  </w:num>
+  <w:num w:numId="6">
+    <w:abstractNumId w:val="3"/>
+  </w:num>
+  <w:num w:numId="7">
+    <w:abstractNumId w:val="4"/>
+  </w:num>
+</w:numbering>
+</file>
+
 <file path=word/styles.xml><?xml version="1.0" encoding="utf-8"?>
 <w:styles xmlns:mc="http://schemas.openxmlformats.org/markup-compatibility/2006" xmlns:o="urn:schemas-microsoft-com:office:office" xmlns:r="http://schemas.openxmlformats.org/officeDocument/2006/relationships" xmlns:m="http://schemas.openxmlformats.org/officeDocument/2006/math" xmlns:v="urn:schemas-microsoft-com:vml" xmlns:w="http://schemas.openxmlformats.org/wordprocessingml/2006/main" xmlns:w14="http://schemas.microsoft.com/office/word/2010/wordml" xmlns:w10="urn:schemas-microsoft-com:office:word" xmlns:sl="http://schemas.openxmlformats.org/schemaLibrary/2006/main" xmlns:wpsCustomData="http://www.wps.cn/officeDocument/2013/wpsCustomData" mc:Ignorable="w14">
   <w:docDefaults>
     <w:rPrDefault>
       <w:rPr>
-        <w:rFonts w:asciiTheme="minorHAnsi" w:hAnsiTheme="minorHAnsi" w:eastAsiaTheme="minorEastAsia" w:cstheme="minorBidi"/>
+        <w:rFonts w:ascii="Times New Roman" w:hAnsi="Times New Roman" w:eastAsia="SimSun" w:cs="Times New Roman"/>
       </w:rPr>
     </w:rPrDefault>
     <w:pPrDefault/>
@@ -285,13 +2239,34 @@
       <w:lang w:val="en-US" w:eastAsia="zh-CN" w:bidi="ar-SA"/>
     </w:rPr>
   </w:style>
-  <w:style w:type="character" w:default="1" w:styleId="2">
+  <w:style w:type="paragraph" w:styleId="2">
+    <w:name w:val="heading 3"/>
+    <w:next w:val="1"/>
+    <w:semiHidden/>
+    <w:unhideWhenUsed/>
+    <w:qFormat/>
+    <w:uiPriority w:val="0"/>
+    <w:pPr>
+      <w:spacing w:before="0" w:beforeAutospacing="1" w:after="0" w:afterAutospacing="1"/>
+      <w:jc w:val="left"/>
+    </w:pPr>
+    <w:rPr>
+      <w:rFonts w:hint="eastAsia" w:ascii="SimSun" w:hAnsi="SimSun" w:eastAsia="SimSun" w:cs="SimSun"/>
+      <w:b/>
+      <w:bCs/>
+      <w:kern w:val="0"/>
+      <w:sz w:val="26"/>
+      <w:szCs w:val="26"/>
+      <w:lang w:val="en-US" w:eastAsia="zh-CN" w:bidi="ar"/>
+    </w:rPr>
+  </w:style>
+  <w:style w:type="character" w:default="1" w:styleId="3">
     <w:name w:val="Default Paragraph Font"/>
     <w:semiHidden/>
     <w:qFormat/>
     <w:uiPriority w:val="0"/>
   </w:style>
-  <w:style w:type="table" w:default="1" w:styleId="3">
+  <w:style w:type="table" w:default="1" w:styleId="4">
     <w:name w:val="Normal Table"/>
     <w:semiHidden/>
     <w:qFormat/>
@@ -304,6 +2279,41 @@
         <w:right w:w="108" w:type="dxa"/>
       </w:tblCellMar>
     </w:tblPr>
+  </w:style>
+  <w:style w:type="character" w:styleId="5">
+    <w:name w:val="Emphasis"/>
+    <w:basedOn w:val="3"/>
+    <w:qFormat/>
+    <w:uiPriority w:val="0"/>
+    <w:rPr>
+      <w:i/>
+      <w:iCs/>
+    </w:rPr>
+  </w:style>
+  <w:style w:type="paragraph" w:styleId="6">
+    <w:name w:val="Normal (Web)"/>
+    <w:uiPriority w:val="0"/>
+    <w:pPr>
+      <w:spacing w:before="0" w:beforeAutospacing="1" w:after="0" w:afterAutospacing="1"/>
+      <w:ind w:left="0" w:right="0"/>
+      <w:jc w:val="left"/>
+    </w:pPr>
+    <w:rPr>
+      <w:kern w:val="0"/>
+      <w:sz w:val="24"/>
+      <w:szCs w:val="24"/>
+      <w:lang w:val="en-US" w:eastAsia="zh-CN" w:bidi="ar"/>
+    </w:rPr>
+  </w:style>
+  <w:style w:type="character" w:styleId="7">
+    <w:name w:val="Strong"/>
+    <w:basedOn w:val="3"/>
+    <w:qFormat/>
+    <w:uiPriority w:val="0"/>
+    <w:rPr>
+      <w:b/>
+      <w:bCs/>
+    </w:rPr>
   </w:style>
 </w:styles>
 </file>
